--- a/SENAI/WORDS/3º SEMESTRE/Mobile/Aula03_JSX_e_Estrutura.docx
+++ b/SENAI/WORDS/3º SEMESTRE/Mobile/Aula03_JSX_e_Estrutura.docx
@@ -235,6 +235,7 @@
           <w:rFonts w:ascii="Arial" w:hAnsi="Arial"/>
           <w:b/>
           <w:bCs/>
+          <w:noProof/>
           <w:sz w:val="28"/>
           <w:szCs w:val="28"/>
         </w:rPr>
@@ -355,6 +356,7 @@
           <w:rFonts w:ascii="Arial" w:hAnsi="Arial"/>
           <w:b/>
           <w:bCs/>
+          <w:noProof/>
           <w:sz w:val="28"/>
           <w:szCs w:val="28"/>
         </w:rPr>
@@ -659,6 +661,7 @@
           <w:rFonts w:ascii="Arial" w:hAnsi="Arial"/>
           <w:b/>
           <w:bCs/>
+          <w:noProof/>
           <w:sz w:val="28"/>
           <w:szCs w:val="28"/>
         </w:rPr>
@@ -709,17 +712,6 @@
           <w:szCs w:val="28"/>
         </w:rPr>
       </w:pPr>
-    </w:p>
-    <w:p>
-      <w:pPr>
-        <w:rPr>
-          <w:rFonts w:ascii="Arial" w:hAnsi="Arial"/>
-          <w:b/>
-          <w:bCs/>
-          <w:sz w:val="28"/>
-          <w:szCs w:val="28"/>
-        </w:rPr>
-      </w:pPr>
       <w:r>
         <w:rPr>
           <w:rFonts w:ascii="Arial" w:hAnsi="Arial"/>
@@ -759,6 +751,486 @@
           <w:rFonts w:ascii="Arial" w:hAnsi="Arial"/>
           <w:b/>
           <w:bCs/>
+          <w:sz w:val="28"/>
+          <w:szCs w:val="28"/>
+        </w:rPr>
+      </w:pPr>
+      <w:proofErr w:type="spellStart"/>
+      <w:r>
+        <w:rPr>
+          <w:rFonts w:ascii="Arial" w:hAnsi="Arial"/>
+          <w:b/>
+          <w:bCs/>
+          <w:sz w:val="28"/>
+          <w:szCs w:val="28"/>
+        </w:rPr>
+        <w:t>Stylesheet</w:t>
+      </w:r>
+      <w:proofErr w:type="spellEnd"/>
+    </w:p>
+    <w:p>
+      <w:pPr>
+        <w:rPr>
+          <w:rFonts w:ascii="Arial" w:hAnsi="Arial"/>
+          <w:sz w:val="28"/>
+          <w:szCs w:val="28"/>
+        </w:rPr>
+      </w:pPr>
+      <w:r>
+        <w:rPr>
+          <w:rFonts w:ascii="Arial" w:hAnsi="Arial"/>
+          <w:sz w:val="28"/>
+          <w:szCs w:val="28"/>
+        </w:rPr>
+        <w:t xml:space="preserve">O </w:t>
+      </w:r>
+      <w:proofErr w:type="spellStart"/>
+      <w:r>
+        <w:rPr>
+          <w:rFonts w:ascii="Arial" w:hAnsi="Arial"/>
+          <w:sz w:val="28"/>
+          <w:szCs w:val="28"/>
+        </w:rPr>
+        <w:t>stylesheet</w:t>
+      </w:r>
+      <w:proofErr w:type="spellEnd"/>
+      <w:r>
+        <w:rPr>
+          <w:rFonts w:ascii="Arial" w:hAnsi="Arial"/>
+          <w:sz w:val="28"/>
+          <w:szCs w:val="28"/>
+        </w:rPr>
+        <w:t xml:space="preserve"> é responsável pela estilização dos componentes no </w:t>
+      </w:r>
+      <w:proofErr w:type="spellStart"/>
+      <w:r>
+        <w:rPr>
+          <w:rFonts w:ascii="Arial" w:hAnsi="Arial"/>
+          <w:sz w:val="28"/>
+          <w:szCs w:val="28"/>
+        </w:rPr>
+        <w:t>React</w:t>
+      </w:r>
+      <w:proofErr w:type="spellEnd"/>
+      <w:r>
+        <w:rPr>
+          <w:rFonts w:ascii="Arial" w:hAnsi="Arial"/>
+          <w:sz w:val="28"/>
+          <w:szCs w:val="28"/>
+        </w:rPr>
+        <w:t xml:space="preserve"> </w:t>
+      </w:r>
+      <w:proofErr w:type="spellStart"/>
+      <w:r>
+        <w:rPr>
+          <w:rFonts w:ascii="Arial" w:hAnsi="Arial"/>
+          <w:sz w:val="28"/>
+          <w:szCs w:val="28"/>
+        </w:rPr>
+        <w:t>Native</w:t>
+      </w:r>
+      <w:proofErr w:type="spellEnd"/>
+      <w:r>
+        <w:rPr>
+          <w:rFonts w:ascii="Arial" w:hAnsi="Arial"/>
+          <w:sz w:val="28"/>
+          <w:szCs w:val="28"/>
+        </w:rPr>
+        <w:t>. Ele funciona como um CSS, porém, utiliza objetos JS</w:t>
+      </w:r>
+      <w:r>
+        <w:rPr>
+          <w:rFonts w:ascii="Arial" w:hAnsi="Arial"/>
+          <w:sz w:val="28"/>
+          <w:szCs w:val="28"/>
+        </w:rPr>
+        <w:t>. Em alguns casos, você deverá aplicar mais de um estilo em um componente, para isso, utilizamos um “</w:t>
+      </w:r>
+      <w:proofErr w:type="spellStart"/>
+      <w:r>
+        <w:rPr>
+          <w:rFonts w:ascii="Arial" w:hAnsi="Arial"/>
+          <w:sz w:val="28"/>
+          <w:szCs w:val="28"/>
+        </w:rPr>
+        <w:t>array</w:t>
+      </w:r>
+      <w:proofErr w:type="spellEnd"/>
+      <w:r>
+        <w:rPr>
+          <w:rFonts w:ascii="Arial" w:hAnsi="Arial"/>
+          <w:sz w:val="28"/>
+          <w:szCs w:val="28"/>
+        </w:rPr>
+        <w:t xml:space="preserve"> de estilos”.</w:t>
+      </w:r>
+    </w:p>
+    <w:p>
+      <w:pPr>
+        <w:rPr>
+          <w:rFonts w:ascii="Arial" w:hAnsi="Arial"/>
+          <w:sz w:val="28"/>
+          <w:szCs w:val="28"/>
+        </w:rPr>
+      </w:pPr>
+      <w:r>
+        <w:rPr>
+          <w:rFonts w:ascii="Arial" w:hAnsi="Arial"/>
+          <w:sz w:val="28"/>
+          <w:szCs w:val="28"/>
+        </w:rPr>
+        <w:drawing>
+          <wp:inline distT="0" distB="0" distL="0" distR="0" wp14:anchorId="22FCF40D" wp14:editId="5D2B6ACA">
+            <wp:extent cx="3858163" cy="2181529"/>
+            <wp:effectExtent l="0" t="0" r="9525" b="9525"/>
+            <wp:docPr id="470633358" name="Imagem 1"/>
+            <wp:cNvGraphicFramePr>
+              <a:graphicFrameLocks xmlns:a="http://schemas.openxmlformats.org/drawingml/2006/main" noChangeAspect="1"/>
+            </wp:cNvGraphicFramePr>
+            <a:graphic xmlns:a="http://schemas.openxmlformats.org/drawingml/2006/main">
+              <a:graphicData uri="http://schemas.openxmlformats.org/drawingml/2006/picture">
+                <pic:pic xmlns:pic="http://schemas.openxmlformats.org/drawingml/2006/picture">
+                  <pic:nvPicPr>
+                    <pic:cNvPr id="470633358" name=""/>
+                    <pic:cNvPicPr/>
+                  </pic:nvPicPr>
+                  <pic:blipFill>
+                    <a:blip r:embed="rId7"/>
+                    <a:stretch>
+                      <a:fillRect/>
+                    </a:stretch>
+                  </pic:blipFill>
+                  <pic:spPr>
+                    <a:xfrm>
+                      <a:off x="0" y="0"/>
+                      <a:ext cx="3858163" cy="2181529"/>
+                    </a:xfrm>
+                    <a:prstGeom prst="rect">
+                      <a:avLst/>
+                    </a:prstGeom>
+                  </pic:spPr>
+                </pic:pic>
+              </a:graphicData>
+            </a:graphic>
+          </wp:inline>
+        </w:drawing>
+      </w:r>
+      <w:r>
+        <w:rPr>
+          <w:rFonts w:ascii="Arial" w:hAnsi="Arial"/>
+          <w:sz w:val="28"/>
+          <w:szCs w:val="28"/>
+        </w:rPr>
+        <w:t xml:space="preserve"> - </w:t>
+      </w:r>
+      <w:proofErr w:type="spellStart"/>
+      <w:r>
+        <w:rPr>
+          <w:rFonts w:ascii="Arial" w:hAnsi="Arial"/>
+          <w:sz w:val="28"/>
+          <w:szCs w:val="28"/>
+        </w:rPr>
+        <w:t>Stylesheet</w:t>
+      </w:r>
+      <w:proofErr w:type="spellEnd"/>
+    </w:p>
+    <w:p>
+      <w:pPr>
+        <w:rPr>
+          <w:rFonts w:ascii="Arial" w:hAnsi="Arial"/>
+          <w:sz w:val="28"/>
+          <w:szCs w:val="28"/>
+        </w:rPr>
+      </w:pPr>
+      <w:r>
+        <w:rPr>
+          <w:rFonts w:ascii="Arial" w:hAnsi="Arial"/>
+          <w:sz w:val="28"/>
+          <w:szCs w:val="28"/>
+        </w:rPr>
+        <w:lastRenderedPageBreak/>
+        <w:drawing>
+          <wp:inline distT="0" distB="0" distL="0" distR="0" wp14:anchorId="1BE75A2F" wp14:editId="157B8BC0">
+            <wp:extent cx="3953427" cy="476316"/>
+            <wp:effectExtent l="0" t="0" r="9525" b="0"/>
+            <wp:docPr id="1270562811" name="Imagem 1"/>
+            <wp:cNvGraphicFramePr>
+              <a:graphicFrameLocks xmlns:a="http://schemas.openxmlformats.org/drawingml/2006/main" noChangeAspect="1"/>
+            </wp:cNvGraphicFramePr>
+            <a:graphic xmlns:a="http://schemas.openxmlformats.org/drawingml/2006/main">
+              <a:graphicData uri="http://schemas.openxmlformats.org/drawingml/2006/picture">
+                <pic:pic xmlns:pic="http://schemas.openxmlformats.org/drawingml/2006/picture">
+                  <pic:nvPicPr>
+                    <pic:cNvPr id="1270562811" name=""/>
+                    <pic:cNvPicPr/>
+                  </pic:nvPicPr>
+                  <pic:blipFill>
+                    <a:blip r:embed="rId8"/>
+                    <a:stretch>
+                      <a:fillRect/>
+                    </a:stretch>
+                  </pic:blipFill>
+                  <pic:spPr>
+                    <a:xfrm>
+                      <a:off x="0" y="0"/>
+                      <a:ext cx="3953427" cy="476316"/>
+                    </a:xfrm>
+                    <a:prstGeom prst="rect">
+                      <a:avLst/>
+                    </a:prstGeom>
+                  </pic:spPr>
+                </pic:pic>
+              </a:graphicData>
+            </a:graphic>
+          </wp:inline>
+        </w:drawing>
+      </w:r>
+      <w:r>
+        <w:rPr>
+          <w:rFonts w:ascii="Arial" w:hAnsi="Arial"/>
+          <w:sz w:val="28"/>
+          <w:szCs w:val="28"/>
+        </w:rPr>
+        <w:t xml:space="preserve"> - </w:t>
+      </w:r>
+      <w:proofErr w:type="spellStart"/>
+      <w:r>
+        <w:rPr>
+          <w:rFonts w:ascii="Arial" w:hAnsi="Arial"/>
+          <w:sz w:val="28"/>
+          <w:szCs w:val="28"/>
+        </w:rPr>
+        <w:t>Array</w:t>
+      </w:r>
+      <w:proofErr w:type="spellEnd"/>
+      <w:r>
+        <w:rPr>
+          <w:rFonts w:ascii="Arial" w:hAnsi="Arial"/>
+          <w:sz w:val="28"/>
+          <w:szCs w:val="28"/>
+        </w:rPr>
+        <w:t xml:space="preserve"> de estilos</w:t>
+      </w:r>
+    </w:p>
+    <w:p>
+      <w:pPr>
+        <w:rPr>
+          <w:rFonts w:ascii="Arial" w:hAnsi="Arial"/>
+          <w:sz w:val="28"/>
+          <w:szCs w:val="28"/>
+        </w:rPr>
+      </w:pPr>
+    </w:p>
+    <w:p>
+      <w:pPr>
+        <w:rPr>
+          <w:rFonts w:ascii="Arial" w:hAnsi="Arial"/>
+          <w:b/>
+          <w:bCs/>
+          <w:sz w:val="28"/>
+          <w:szCs w:val="28"/>
+        </w:rPr>
+      </w:pPr>
+      <w:r>
+        <w:rPr>
+          <w:rFonts w:ascii="Arial" w:hAnsi="Arial"/>
+          <w:b/>
+          <w:bCs/>
+          <w:sz w:val="28"/>
+          <w:szCs w:val="28"/>
+        </w:rPr>
+        <w:t>Expressões do JS em JSX</w:t>
+      </w:r>
+    </w:p>
+    <w:p>
+      <w:pPr>
+        <w:rPr>
+          <w:rFonts w:ascii="Arial" w:hAnsi="Arial"/>
+          <w:b/>
+          <w:bCs/>
+          <w:sz w:val="28"/>
+          <w:szCs w:val="28"/>
+        </w:rPr>
+      </w:pPr>
+      <w:r>
+        <w:rPr>
+          <w:rFonts w:ascii="Arial" w:hAnsi="Arial"/>
+          <w:b/>
+          <w:bCs/>
+          <w:sz w:val="28"/>
+          <w:szCs w:val="28"/>
+        </w:rPr>
+        <w:drawing>
+          <wp:inline distT="0" distB="0" distL="0" distR="0" wp14:anchorId="2727D140" wp14:editId="1D4CEE51">
+            <wp:extent cx="5400040" cy="1510030"/>
+            <wp:effectExtent l="0" t="0" r="0" b="0"/>
+            <wp:docPr id="469691357" name="Imagem 1"/>
+            <wp:cNvGraphicFramePr>
+              <a:graphicFrameLocks xmlns:a="http://schemas.openxmlformats.org/drawingml/2006/main" noChangeAspect="1"/>
+            </wp:cNvGraphicFramePr>
+            <a:graphic xmlns:a="http://schemas.openxmlformats.org/drawingml/2006/main">
+              <a:graphicData uri="http://schemas.openxmlformats.org/drawingml/2006/picture">
+                <pic:pic xmlns:pic="http://schemas.openxmlformats.org/drawingml/2006/picture">
+                  <pic:nvPicPr>
+                    <pic:cNvPr id="469691357" name=""/>
+                    <pic:cNvPicPr/>
+                  </pic:nvPicPr>
+                  <pic:blipFill>
+                    <a:blip r:embed="rId9"/>
+                    <a:stretch>
+                      <a:fillRect/>
+                    </a:stretch>
+                  </pic:blipFill>
+                  <pic:spPr>
+                    <a:xfrm>
+                      <a:off x="0" y="0"/>
+                      <a:ext cx="5400040" cy="1510030"/>
+                    </a:xfrm>
+                    <a:prstGeom prst="rect">
+                      <a:avLst/>
+                    </a:prstGeom>
+                  </pic:spPr>
+                </pic:pic>
+              </a:graphicData>
+            </a:graphic>
+          </wp:inline>
+        </w:drawing>
+      </w:r>
+    </w:p>
+    <w:p>
+      <w:pPr>
+        <w:rPr>
+          <w:rFonts w:ascii="Arial" w:hAnsi="Arial"/>
+          <w:b/>
+          <w:bCs/>
+          <w:sz w:val="28"/>
+          <w:szCs w:val="28"/>
+        </w:rPr>
+      </w:pPr>
+      <w:r>
+        <w:rPr>
+          <w:rFonts w:ascii="Arial" w:hAnsi="Arial"/>
+          <w:b/>
+          <w:bCs/>
+          <w:sz w:val="28"/>
+          <w:szCs w:val="28"/>
+        </w:rPr>
+        <w:t xml:space="preserve">Exemplos no </w:t>
+      </w:r>
+      <w:proofErr w:type="spellStart"/>
+      <w:r>
+        <w:rPr>
+          <w:rFonts w:ascii="Arial" w:hAnsi="Arial"/>
+          <w:b/>
+          <w:bCs/>
+          <w:sz w:val="28"/>
+          <w:szCs w:val="28"/>
+        </w:rPr>
+        <w:t>VSCode</w:t>
+      </w:r>
+      <w:proofErr w:type="spellEnd"/>
+      <w:r>
+        <w:rPr>
+          <w:rFonts w:ascii="Arial" w:hAnsi="Arial"/>
+          <w:b/>
+          <w:bCs/>
+          <w:sz w:val="28"/>
+          <w:szCs w:val="28"/>
+        </w:rPr>
+        <w:t xml:space="preserve"> – 02 e 03</w:t>
+      </w:r>
+    </w:p>
+    <w:p>
+      <w:pPr>
+        <w:rPr>
+          <w:rFonts w:ascii="Arial" w:hAnsi="Arial"/>
+          <w:b/>
+          <w:bCs/>
+          <w:sz w:val="28"/>
+          <w:szCs w:val="28"/>
+        </w:rPr>
+      </w:pPr>
+    </w:p>
+    <w:p>
+      <w:pPr>
+        <w:rPr>
+          <w:rFonts w:ascii="Arial" w:hAnsi="Arial"/>
+          <w:b/>
+          <w:bCs/>
+          <w:sz w:val="28"/>
+          <w:szCs w:val="28"/>
+        </w:rPr>
+      </w:pPr>
+      <w:r>
+        <w:rPr>
+          <w:rFonts w:ascii="Arial" w:hAnsi="Arial"/>
+          <w:b/>
+          <w:bCs/>
+          <w:sz w:val="28"/>
+          <w:szCs w:val="28"/>
+        </w:rPr>
+        <w:t>Componentes Funcionais</w:t>
+      </w:r>
+    </w:p>
+    <w:p>
+      <w:pPr>
+        <w:rPr>
+          <w:rFonts w:ascii="Arial" w:hAnsi="Arial"/>
+          <w:b/>
+          <w:bCs/>
+          <w:sz w:val="28"/>
+          <w:szCs w:val="28"/>
+        </w:rPr>
+      </w:pPr>
+      <w:r>
+        <w:rPr>
+          <w:rFonts w:ascii="Arial" w:hAnsi="Arial"/>
+          <w:b/>
+          <w:bCs/>
+          <w:sz w:val="28"/>
+          <w:szCs w:val="28"/>
+        </w:rPr>
+        <w:drawing>
+          <wp:inline distT="0" distB="0" distL="0" distR="0" wp14:anchorId="384C5242" wp14:editId="62FC6CFD">
+            <wp:extent cx="3972479" cy="3000794"/>
+            <wp:effectExtent l="0" t="0" r="0" b="9525"/>
+            <wp:docPr id="598199758" name="Imagem 1"/>
+            <wp:cNvGraphicFramePr>
+              <a:graphicFrameLocks xmlns:a="http://schemas.openxmlformats.org/drawingml/2006/main" noChangeAspect="1"/>
+            </wp:cNvGraphicFramePr>
+            <a:graphic xmlns:a="http://schemas.openxmlformats.org/drawingml/2006/main">
+              <a:graphicData uri="http://schemas.openxmlformats.org/drawingml/2006/picture">
+                <pic:pic xmlns:pic="http://schemas.openxmlformats.org/drawingml/2006/picture">
+                  <pic:nvPicPr>
+                    <pic:cNvPr id="598199758" name=""/>
+                    <pic:cNvPicPr/>
+                  </pic:nvPicPr>
+                  <pic:blipFill>
+                    <a:blip r:embed="rId10"/>
+                    <a:stretch>
+                      <a:fillRect/>
+                    </a:stretch>
+                  </pic:blipFill>
+                  <pic:spPr>
+                    <a:xfrm>
+                      <a:off x="0" y="0"/>
+                      <a:ext cx="3972479" cy="3000794"/>
+                    </a:xfrm>
+                    <a:prstGeom prst="rect">
+                      <a:avLst/>
+                    </a:prstGeom>
+                  </pic:spPr>
+                </pic:pic>
+              </a:graphicData>
+            </a:graphic>
+          </wp:inline>
+        </w:drawing>
+      </w:r>
+    </w:p>
+    <w:p>
+      <w:pPr>
+        <w:rPr>
+          <w:rFonts w:ascii="Arial" w:hAnsi="Arial"/>
           <w:sz w:val="28"/>
           <w:szCs w:val="28"/>
         </w:rPr>
